--- a/Bob/Shaker_Channel_Sweep_29Sep.docx
+++ b/Bob/Shaker_Channel_Sweep_29Sep.docx
@@ -1328,6 +1328,42 @@
         <w:pBdr>
           <w:left w:val="single" w:color="1D6144" w:sz="18" w:space="10"/>
         </w:pBdr>
+        <w:spacing w:after="140" w:before="40"/>
+        <w:ind w:left="120"/>
+      </w:pPr>
+      <w:r>
+        <w:rPr>
+          <w:rFonts w:ascii="Consolas" w:cs="Consolas" w:eastAsia="Consolas" w:hAnsi="Consolas"/>
+          <w:b w:val="false"/>
+          <w:bCs w:val="false"/>
+          <w:i w:val="false"/>
+          <w:iCs w:val="false"/>
+          <w:caps/>
+          <w:color w:val="7F838D"/>
+          <w:spacing w:val="24"/>
+          <w:sz w:val="13"/>
+          <w:szCs w:val="13"/>
+        </w:rPr>
+        <w:t xml:space="preserve">Apply   </w:t>
+      </w:r>
+      <w:hyperlink w:history="1" r:id="rIdux0i-8a62nxl1kfxj26ss">
+        <w:r>
+          <w:rPr>
+            <w:rFonts w:ascii="Consolas" w:cs="Consolas" w:eastAsia="Consolas" w:hAnsi="Consolas"/>
+            <w:color w:val="1F4E63"/>
+            <w:sz w:val="16"/>
+            <w:szCs w:val="16"/>
+            <w:u w:val="single"/>
+          </w:rPr>
+          <w:t xml:space="preserve">View the posting</w:t>
+        </w:r>
+      </w:hyperlink>
+    </w:p>
+    <w:p>
+      <w:pPr>
+        <w:pBdr>
+          <w:left w:val="single" w:color="1D6144" w:sz="18" w:space="10"/>
+        </w:pBdr>
         <w:spacing w:after="100" w:before="60"/>
         <w:ind w:left="120"/>
       </w:pPr>
@@ -1566,6 +1602,42 @@
         <w:pBdr>
           <w:left w:val="single" w:color="1D6144" w:sz="18" w:space="10"/>
         </w:pBdr>
+        <w:spacing w:after="140" w:before="40"/>
+        <w:ind w:left="120"/>
+      </w:pPr>
+      <w:r>
+        <w:rPr>
+          <w:rFonts w:ascii="Consolas" w:cs="Consolas" w:eastAsia="Consolas" w:hAnsi="Consolas"/>
+          <w:b w:val="false"/>
+          <w:bCs w:val="false"/>
+          <w:i w:val="false"/>
+          <w:iCs w:val="false"/>
+          <w:caps/>
+          <w:color w:val="7F838D"/>
+          <w:spacing w:val="24"/>
+          <w:sz w:val="13"/>
+          <w:szCs w:val="13"/>
+        </w:rPr>
+        <w:t xml:space="preserve">Apply   </w:t>
+      </w:r>
+      <w:hyperlink w:history="1" r:id="rIdocc4my-bdd8xwutkeqrap">
+        <w:r>
+          <w:rPr>
+            <w:rFonts w:ascii="Consolas" w:cs="Consolas" w:eastAsia="Consolas" w:hAnsi="Consolas"/>
+            <w:color w:val="1F4E63"/>
+            <w:sz w:val="16"/>
+            <w:szCs w:val="16"/>
+            <w:u w:val="single"/>
+          </w:rPr>
+          <w:t xml:space="preserve">View the posting</w:t>
+        </w:r>
+      </w:hyperlink>
+    </w:p>
+    <w:p>
+      <w:pPr>
+        <w:pBdr>
+          <w:left w:val="single" w:color="1D6144" w:sz="18" w:space="10"/>
+        </w:pBdr>
         <w:spacing w:after="100" w:before="60"/>
         <w:ind w:left="120"/>
       </w:pPr>
@@ -1818,6 +1890,42 @@
         </w:rPr>
         <w:t xml:space="preserve">New York, NY   ·   two roles, same band</w:t>
       </w:r>
+    </w:p>
+    <w:p>
+      <w:pPr>
+        <w:pBdr>
+          <w:left w:val="single" w:color="8A6A16" w:sz="18" w:space="10"/>
+        </w:pBdr>
+        <w:spacing w:after="140" w:before="40"/>
+        <w:ind w:left="120"/>
+      </w:pPr>
+      <w:r>
+        <w:rPr>
+          <w:rFonts w:ascii="Consolas" w:cs="Consolas" w:eastAsia="Consolas" w:hAnsi="Consolas"/>
+          <w:b w:val="false"/>
+          <w:bCs w:val="false"/>
+          <w:i w:val="false"/>
+          <w:iCs w:val="false"/>
+          <w:caps/>
+          <w:color w:val="7F838D"/>
+          <w:spacing w:val="24"/>
+          <w:sz w:val="13"/>
+          <w:szCs w:val="13"/>
+        </w:rPr>
+        <w:t xml:space="preserve">Apply   </w:t>
+      </w:r>
+      <w:hyperlink w:history="1" r:id="rId_firdmf3hhcfcggwwb7w8">
+        <w:r>
+          <w:rPr>
+            <w:rFonts w:ascii="Consolas" w:cs="Consolas" w:eastAsia="Consolas" w:hAnsi="Consolas"/>
+            <w:color w:val="1F4E63"/>
+            <w:sz w:val="16"/>
+            <w:szCs w:val="16"/>
+            <w:u w:val="single"/>
+          </w:rPr>
+          <w:t xml:space="preserve">View the posting</w:t>
+        </w:r>
+      </w:hyperlink>
     </w:p>
     <w:p>
       <w:pPr>
@@ -2107,20 +2215,20 @@
               <w:spacing w:after="0" w:line="280"/>
               <w:jc w:val="left"/>
             </w:pPr>
-            <w:r>
-              <w:rPr>
-                <w:rFonts w:ascii="Calibri" w:cs="Calibri" w:eastAsia="Calibri" w:hAnsi="Calibri"/>
-                <w:b/>
-                <w:bCs/>
-                <w:i w:val="false"/>
-                <w:iCs w:val="false"/>
-                <w:caps w:val="false"/>
-                <w:color w:val="15171C"/>
-                <w:sz w:val="19"/>
-                <w:szCs w:val="19"/>
-              </w:rPr>
-              <w:t xml:space="preserve">SVP, Product Management, Sprinklr</w:t>
-            </w:r>
+            <w:hyperlink w:history="1" r:id="rIdp7hf2dijufelgodvi8g07">
+              <w:r>
+                <w:rPr>
+                  <w:rFonts w:ascii="Calibri" w:cs="Calibri" w:eastAsia="Calibri" w:hAnsi="Calibri"/>
+                  <w:b/>
+                  <w:bCs/>
+                  <w:color w:val="1F4E63"/>
+                  <w:sz w:val="19"/>
+                  <w:szCs w:val="19"/>
+                  <w:u w:val="single"/>
+                </w:rPr>
+                <w:t xml:space="preserve">SVP, Product Management, Sprinklr</w:t>
+              </w:r>
+            </w:hyperlink>
           </w:p>
         </w:tc>
         <w:tc>
@@ -2223,20 +2331,20 @@
               <w:spacing w:after="0" w:line="280"/>
               <w:jc w:val="left"/>
             </w:pPr>
-            <w:r>
-              <w:rPr>
-                <w:rFonts w:ascii="Calibri" w:cs="Calibri" w:eastAsia="Calibri" w:hAnsi="Calibri"/>
-                <w:b/>
-                <w:bCs/>
-                <w:i w:val="false"/>
-                <w:iCs w:val="false"/>
-                <w:caps w:val="false"/>
-                <w:color w:val="15171C"/>
-                <w:sz w:val="19"/>
-                <w:szCs w:val="19"/>
-              </w:rPr>
-              <w:t xml:space="preserve">SVP, Product Experience, Horizon Media</w:t>
-            </w:r>
+            <w:hyperlink w:history="1" r:id="rIdhevk--adpvnmittngvsik">
+              <w:r>
+                <w:rPr>
+                  <w:rFonts w:ascii="Calibri" w:cs="Calibri" w:eastAsia="Calibri" w:hAnsi="Calibri"/>
+                  <w:b/>
+                  <w:bCs/>
+                  <w:color w:val="1F4E63"/>
+                  <w:sz w:val="19"/>
+                  <w:szCs w:val="19"/>
+                  <w:u w:val="single"/>
+                </w:rPr>
+                <w:t xml:space="preserve">SVP, Product Experience, Horizon Media</w:t>
+              </w:r>
+            </w:hyperlink>
           </w:p>
         </w:tc>
         <w:tc>
@@ -2339,20 +2447,20 @@
               <w:spacing w:after="0" w:line="280"/>
               <w:jc w:val="left"/>
             </w:pPr>
-            <w:r>
-              <w:rPr>
-                <w:rFonts w:ascii="Calibri" w:cs="Calibri" w:eastAsia="Calibri" w:hAnsi="Calibri"/>
-                <w:b/>
-                <w:bCs/>
-                <w:i w:val="false"/>
-                <w:iCs w:val="false"/>
-                <w:caps w:val="false"/>
-                <w:color w:val="15171C"/>
-                <w:sz w:val="19"/>
-                <w:szCs w:val="19"/>
-              </w:rPr>
-              <w:t xml:space="preserve">Chief Product Officer, Wysh</w:t>
-            </w:r>
+            <w:hyperlink w:history="1" r:id="rIdyladm9dhpb3of-u54xxhf">
+              <w:r>
+                <w:rPr>
+                  <w:rFonts w:ascii="Calibri" w:cs="Calibri" w:eastAsia="Calibri" w:hAnsi="Calibri"/>
+                  <w:b/>
+                  <w:bCs/>
+                  <w:color w:val="1F4E63"/>
+                  <w:sz w:val="19"/>
+                  <w:szCs w:val="19"/>
+                  <w:u w:val="single"/>
+                </w:rPr>
+                <w:t xml:space="preserve">Chief Product Officer, Wysh</w:t>
+              </w:r>
+            </w:hyperlink>
           </w:p>
         </w:tc>
         <w:tc>
@@ -2455,20 +2563,20 @@
               <w:spacing w:after="0" w:line="280"/>
               <w:jc w:val="left"/>
             </w:pPr>
-            <w:r>
-              <w:rPr>
-                <w:rFonts w:ascii="Calibri" w:cs="Calibri" w:eastAsia="Calibri" w:hAnsi="Calibri"/>
-                <w:b/>
-                <w:bCs/>
-                <w:i w:val="false"/>
-                <w:iCs w:val="false"/>
-                <w:caps w:val="false"/>
-                <w:color w:val="15171C"/>
-                <w:sz w:val="19"/>
-                <w:szCs w:val="19"/>
-              </w:rPr>
-              <w:t xml:space="preserve">SVP, Email Product Area, Sinch</w:t>
-            </w:r>
+            <w:hyperlink w:history="1" r:id="rIdw1gakeqxowczr0w_f5rrh">
+              <w:r>
+                <w:rPr>
+                  <w:rFonts w:ascii="Calibri" w:cs="Calibri" w:eastAsia="Calibri" w:hAnsi="Calibri"/>
+                  <w:b/>
+                  <w:bCs/>
+                  <w:color w:val="1F4E63"/>
+                  <w:sz w:val="19"/>
+                  <w:szCs w:val="19"/>
+                  <w:u w:val="single"/>
+                </w:rPr>
+                <w:t xml:space="preserve">SVP, Email Product Area, Sinch</w:t>
+              </w:r>
+            </w:hyperlink>
           </w:p>
         </w:tc>
         <w:tc>
@@ -2627,7 +2735,7 @@
           <w:sz w:val="20"/>
           <w:szCs w:val="20"/>
         </w:rPr>
-        <w:t xml:space="preserve">Both of these would have ranked in your top five on band and fit. They are listed rather than silently dropped, because a filter you cannot see is a filter you cannot correct.</w:t>
+        <w:t xml:space="preserve">Both of these would have ranked in your top five on band and fit. They are listed rather than silently dropped, because a filter you cannot see is a filter you cannot correct. Neither carries a link today: the exclusion pass removed them from the data before the links were captured, which is a flaw in my tooling rather than a judgement about the roles. Fixed for tomorrow, so future removals will link to the posting you can check me against.</w:t>
       </w:r>
     </w:p>
     <w:p>
